--- a/materialien/00_Lehrerhinweise/AQ_Gesamtuebersicht_DS1-40.docx
+++ b/materialien/00_Lehrerhinweise/AQ_Gesamtuebersicht_DS1-40.docx
@@ -34440,7 +34440,7 @@
                 <w:sz w:val="16"/>
                 <w:szCs w:val="16"/>
               </w:rPr>
-              <w:t xml:space="preserve">                                docs/*.png (Screenshots), algoquest-webapp.tar (CapRover)</w:t>
+              <w:t xml:space="preserve">                                docs/*.png (Screenshots), Deploy: CapRover baut direkt aus GitHub</w:t>
             </w:r>
           </w:p>
         </w:tc>
@@ -35097,7 +35097,7 @@
                 <w:sz w:val="14"/>
                 <w:szCs w:val="14"/>
               </w:rPr>
-              <w:t xml:space="preserve">Algo Quest Lab 2.0: README.md (Funktionen, Betrieb mit CapRover, Upgrade von v1.x, Datenschutz) · docs/AUFGABENFORMAT.md (Format der Lab-Aufgaben) · docs/*.png (Screenshots) · algoquest-webapp.tar (Deploy-Paket für CapRover) · Quellcode: src/, public/, seed/ (welten/, warmup/), scripts/, test/, Dockerfile, captain-definition, package.json</w:t>
+              <w:t xml:space="preserve">Algo Quest Lab 2.0: README.md (Funktionen, Betrieb mit CapRover, Upgrade von v1.x, Datenschutz) · docs/AUFGABENFORMAT.md (Format der Lab-Aufgaben) · docs/*.png (Screenshots) · Deploy: CapRover baut bei jedem Push auf main direkt aus GitHub · Quellcode: src/, public/, seed/ (welten/, warmup/), scripts/, test/, Dockerfile, captain-definition, package.json</w:t>
             </w:r>
           </w:p>
         </w:tc>

--- a/materialien/00_Lehrerhinweise/AQ_Gesamtuebersicht_DS1-40.docx
+++ b/materialien/00_Lehrerhinweise/AQ_Gesamtuebersicht_DS1-40.docx
@@ -271,7 +271,7 @@
                 <w:sz w:val="22"/>
                 <w:szCs w:val="22"/>
               </w:rPr>
-              <w:t xml:space="preserve"> „Reihung“ statt Array; Signaturen in EH-Notation; Struktogramme nach EH §5; Klassendiagramme nach EH §6; Rekursionstiefe Erstaufruf = 0; Höhe leerer Baum 0, Blatt 1; Zeichenketten nur mit den erlaubten Operationen und equals.</w:t>
+              <w:t xml:space="preserve"> „Reihung“ statt Array; Signaturen in EH-Notation; Struktogramme nach EH §5; Klassendiagramme nach EH §6; Rekursionstiefe Erstaufruf = 0; Höhe leerer Baum 0, Blatt 1; Tracetabellen nur mit Variablen (keine Bedingungsspalten), eine Zeile an jeder mit „// → Tabellenzeile“ markierten Codestelle; Zeichenketten nur mit den erlaubten Operationen und equals.</w:t>
             </w:r>
           </w:p>
         </w:tc>

--- a/materialien/00_Lehrerhinweise/AQ_Gesamtuebersicht_DS1-40.docx
+++ b/materialien/00_Lehrerhinweise/AQ_Gesamtuebersicht_DS1-40.docx
@@ -24341,7 +24341,7 @@
           <w:sz w:val="22"/>
           <w:szCs w:val="22"/>
         </w:rPr>
-        <w:t xml:space="preserve"> algoquest.frankjuchim.de öffnen bzw. QR-Code des Kurses scannen → Kurscode + Name (Vorname + Initial, z. B. „Lena S.“) → das Lab zeigt einen persönlichen Code (z. B. K7M-42Q) – </w:t>
+        <w:t xml:space="preserve"> algoquest.frankjuchim.de öffnen bzw. QR-Code des Kurses scannen → Kurscode + Name (Vorname + Initial, z. B. „Lena S.“) → das Lab zeigt einen persönlichen Code (z. B. KMQ-427) – </w:t>
       </w:r>
       <w:r>
         <w:rPr>
@@ -24359,7 +24359,7 @@
           <w:sz w:val="22"/>
           <w:szCs w:val="22"/>
         </w:rPr>
-        <w:t xml:space="preserve"> Weiterspielen auf jedem Gerät mit Kurscode + Name + Code.</w:t>
+        <w:t xml:space="preserve"> Weiterspielen auf jedem Gerät mit Name + Code.</w:t>
       </w:r>
     </w:p>
     <w:p>

--- a/materialien/00_Lehrerhinweise/AQ_Gesamtuebersicht_DS1-40.docx
+++ b/materialien/00_Lehrerhinweise/AQ_Gesamtuebersicht_DS1-40.docx
@@ -2042,6 +2042,170 @@
       <w:pPr>
         <w:spacing w:after="100" w:before="0"/>
       </w:pPr>
+    </w:p>
+    <w:p>
+      <w:pPr>
+        <w:keepNext/>
+        <w:spacing w:after="100" w:before="220"/>
+      </w:pPr>
+      <w:r>
+        <w:rPr>
+          <w:rFonts w:ascii="Calibri" w:cs="Calibri" w:eastAsia="Calibri" w:hAnsi="Calibri"/>
+          <w:b/>
+          <w:bCs/>
+          <w:color w:val="1F4E79"/>
+          <w:sz w:val="26"/>
+          <w:szCs w:val="26"/>
+        </w:rPr>
+        <w:t xml:space="preserve">Grund- und Leistungskurs (KC 2017)</w:t>
+      </w:r>
+    </w:p>
+    <w:p>
+      <w:pPr>
+        <w:spacing w:after="100" w:before="60"/>
+      </w:pPr>
+      <w:r>
+        <w:rPr>
+          <w:rFonts w:ascii="Calibri" w:cs="Calibri" w:eastAsia="Calibri" w:hAnsi="Calibri"/>
+          <w:color w:val="808080"/>
+          <w:sz w:val="18"/>
+          <w:szCs w:val="18"/>
+        </w:rPr>
+        <w:t xml:space="preserve">Nach dem Kerncurriculum Informatik (2017), Lernfeld „Algorithmen und Datenstrukturen“, gilt der Kern für </w:t>
+      </w:r>
+      <w:r>
+        <w:rPr>
+          <w:b/>
+          <w:rFonts w:ascii="Calibri" w:cs="Calibri" w:eastAsia="Calibri" w:hAnsi="Calibri"/>
+          <w:color w:val="808080"/>
+          <w:sz w:val="18"/>
+          <w:szCs w:val="18"/>
+        </w:rPr>
+        <w:t xml:space="preserve">beide Kurse</w:t>
+      </w:r>
+      <w:r>
+        <w:rPr>
+          <w:rFonts w:ascii="Calibri" w:cs="Calibri" w:eastAsia="Calibri" w:hAnsi="Calibri"/>
+          <w:color w:val="808080"/>
+          <w:sz w:val="18"/>
+          <w:szCs w:val="18"/>
+        </w:rPr>
+        <w:t xml:space="preserve">; die Spalte </w:t>
+      </w:r>
+      <w:r>
+        <w:rPr>
+          <w:b/>
+          <w:rFonts w:ascii="Calibri" w:cs="Calibri" w:eastAsia="Calibri" w:hAnsi="Calibri"/>
+          <w:color w:val="808080"/>
+          <w:sz w:val="18"/>
+          <w:szCs w:val="18"/>
+        </w:rPr>
+        <w:t xml:space="preserve">„Erweiterung eA“</w:t>
+      </w:r>
+      <w:r>
+        <w:rPr>
+          <w:rFonts w:ascii="Calibri" w:cs="Calibri" w:eastAsia="Calibri" w:hAnsi="Calibri"/>
+          <w:color w:val="808080"/>
+          <w:sz w:val="18"/>
+          <w:szCs w:val="18"/>
+        </w:rPr>
+        <w:t xml:space="preserve"> ist im Abitur nur im </w:t>
+      </w:r>
+      <w:r>
+        <w:rPr>
+          <w:b/>
+          <w:rFonts w:ascii="Calibri" w:cs="Calibri" w:eastAsia="Calibri" w:hAnsi="Calibri"/>
+          <w:color w:val="808080"/>
+          <w:sz w:val="18"/>
+          <w:szCs w:val="18"/>
+        </w:rPr>
+        <w:t xml:space="preserve">Leistungskurs</w:t>
+      </w:r>
+      <w:r>
+        <w:rPr>
+          <w:rFonts w:ascii="Calibri" w:cs="Calibri" w:eastAsia="Calibri" w:hAnsi="Calibri"/>
+          <w:color w:val="808080"/>
+          <w:sz w:val="18"/>
+          <w:szCs w:val="18"/>
+        </w:rPr>
+        <w:t xml:space="preserve"> gefordert: Effizienz beurteilen (Speicherbedarf und Zahl der Operationen), Rekursion und „Teile und herrsche“, Klassen mit Beziehungen (Assoziation, Vererbung) und Klassendiagramme, Binärbaum mit pre-, in-, postorder sowie Suchen und Einfügen im binären Suchbaum.</w:t>
+      </w:r>
+    </w:p>
+    <w:p>
+      <w:pPr>
+        <w:spacing w:after="100" w:before="60"/>
+      </w:pPr>
+      <w:r>
+        <w:rPr>
+          <w:b/>
+          <w:rFonts w:ascii="Calibri" w:cs="Calibri" w:eastAsia="Calibri" w:hAnsi="Calibri"/>
+          <w:color w:val="808080"/>
+          <w:sz w:val="18"/>
+          <w:szCs w:val="18"/>
+        </w:rPr>
+        <w:t xml:space="preserve">Für beide Kurse:</w:t>
+      </w:r>
+      <w:r>
+        <w:rPr>
+          <w:rFonts w:ascii="Calibri" w:cs="Calibri" w:eastAsia="Calibri" w:hAnsi="Calibri"/>
+          <w:color w:val="808080"/>
+          <w:sz w:val="18"/>
+          <w:szCs w:val="18"/>
+        </w:rPr>
+        <w:t xml:space="preserve"> Welt 0, Welt 1 DS 8–10, Welt 2 ohne Effizienz (DS 13, 14, binäre Suche in DS 16), Welt 4 (Stapel, Schlange, dynamische Reihung). </w:t>
+      </w:r>
+      <w:r>
+        <w:rPr>
+          <w:b/>
+          <w:rFonts w:ascii="Calibri" w:cs="Calibri" w:eastAsia="Calibri" w:hAnsi="Calibri"/>
+          <w:color w:val="808080"/>
+          <w:sz w:val="18"/>
+          <w:szCs w:val="18"/>
+        </w:rPr>
+        <w:t xml:space="preserve">Nur Leistungskurs (eA):</w:t>
+      </w:r>
+      <w:r>
+        <w:rPr>
+          <w:rFonts w:ascii="Calibri" w:cs="Calibri" w:eastAsia="Calibri" w:hAnsi="Calibri"/>
+          <w:color w:val="808080"/>
+          <w:sz w:val="18"/>
+          <w:szCs w:val="18"/>
+        </w:rPr>
+        <w:t xml:space="preserve"> Welt 1 DS 11 (Vererbung), Welt 2 DS 15 und AB W2·3 Teil C (Effizienz mit Speicherbedarf, Lab 2.3 und 2.5), Welt 3, Welt 5, eA-Aufgaben in Welt 6. </w:t>
+      </w:r>
+      <w:r>
+        <w:rPr>
+          <w:b/>
+          <w:rFonts w:ascii="Calibri" w:cs="Calibri" w:eastAsia="Calibri" w:hAnsi="Calibri"/>
+          <w:color w:val="808080"/>
+          <w:sz w:val="18"/>
+          <w:szCs w:val="18"/>
+        </w:rPr>
+        <w:t xml:space="preserve">Über den Kern hinaus:</w:t>
+      </w:r>
+      <w:r>
+        <w:rPr>
+          <w:rFonts w:ascii="Calibri" w:cs="Calibri" w:eastAsia="Calibri" w:hAnsi="Calibri"/>
+          <w:color w:val="808080"/>
+          <w:sz w:val="18"/>
+          <w:szCs w:val="18"/>
+        </w:rPr>
+        <w:t xml:space="preserve"> Backtracking (DS 20), Entscheidungsbaum/Level-Order (DS 33), verkettete Knoten (Kür W4).</w:t>
+      </w:r>
+    </w:p>
+    <w:p>
+      <w:pPr>
+        <w:spacing w:after="100" w:before="60"/>
+      </w:pPr>
+      <w:r>
+        <w:rPr>
+          <w:rFonts w:ascii="Calibri" w:cs="Calibri" w:eastAsia="Calibri" w:hAnsi="Calibri"/>
+          <w:color w:val="808080"/>
+          <w:sz w:val="18"/>
+          <w:szCs w:val="18"/>
+        </w:rPr>
+        <w:t xml:space="preserve">Alle Arbeitsblätter, Papier-Bosse und die Probeklausur tragen im Kopf die Zeile „Niveau (KC 2017)“; im Lab sind Level und Aufgaben mit „nur LK“ bzw. „Zusatz“ markiert. Für einen Grundkurs stellt die Lehrkraft in den Kurseinstellungen „Kursart: Grundkurs“ ein und wählt Welt 3 und 5 ab – Online-Bosse ziehen dann nur Aufgaben für beide Kurse.</w:t>
+      </w:r>
     </w:p>
     <w:p>
       <w:pPr>
